--- a/previews/3a Case Studies – Topic 1.1 Environment and Resources v0.1.docx
+++ b/previews/3a Case Studies – Topic 1.1 Environment and Resources v0.1.docx
@@ -2085,8 +2085,8 @@
         <w:r>
           <w:rPr>
             <w:color w:val="1F4E99"/>
+            <w:sz w:val="15"/>
             <w:u w:val="single"/>
-            <w:sz w:val="15"/>
           </w:rPr>
           <w:t>FAPESP – The return of deforestation (2018, 2019 rates)</w:t>
         </w:r>
@@ -2109,8 +2109,8 @@
         <w:r>
           <w:rPr>
             <w:color w:val="1F4E99"/>
+            <w:sz w:val="15"/>
             <w:u w:val="single"/>
-            <w:sz w:val="15"/>
           </w:rPr>
           <w:t>eCycle/IPAM – PRODES 2021 and 2022 rates</w:t>
         </w:r>
@@ -2133,8 +2133,8 @@
         <w:r>
           <w:rPr>
             <w:color w:val="1F4E99"/>
+            <w:sz w:val="15"/>
             <w:u w:val="single"/>
-            <w:sz w:val="15"/>
           </w:rPr>
           <w:t>INPE – PRODES 2021 technical note (2020 consolidated rate)</w:t>
         </w:r>
@@ -2157,8 +2157,8 @@
         <w:r>
           <w:rPr>
             <w:color w:val="1F4E99"/>
+            <w:sz w:val="15"/>
             <w:u w:val="single"/>
-            <w:sz w:val="15"/>
           </w:rPr>
           <w:t>WWF-Brasil – 2024 rate, 30.6% fall</w:t>
         </w:r>
@@ -2181,8 +2181,8 @@
         <w:r>
           <w:rPr>
             <w:color w:val="1F4E99"/>
+            <w:sz w:val="15"/>
             <w:u w:val="single"/>
-            <w:sz w:val="15"/>
           </w:rPr>
           <w:t>Mongabay – 2025 preliminary rate</w:t>
         </w:r>
@@ -2205,8 +2205,8 @@
         <w:r>
           <w:rPr>
             <w:color w:val="1F4E99"/>
+            <w:sz w:val="15"/>
             <w:u w:val="single"/>
-            <w:sz w:val="15"/>
           </w:rPr>
           <w:t>ApexBrasil – agribusiness share of GDP</w:t>
         </w:r>
@@ -2229,8 +2229,8 @@
         <w:r>
           <w:rPr>
             <w:color w:val="1F4E99"/>
+            <w:sz w:val="15"/>
             <w:u w:val="single"/>
-            <w:sz w:val="15"/>
           </w:rPr>
           <w:t>Agriland – record beef exports H1 2024</w:t>
         </w:r>
@@ -2253,8 +2253,8 @@
         <w:r>
           <w:rPr>
             <w:color w:val="1F4E99"/>
+            <w:sz w:val="15"/>
             <w:u w:val="single"/>
-            <w:sz w:val="15"/>
           </w:rPr>
           <w:t>Solar Daily – 62% of cleared land used for cattle</w:t>
         </w:r>
@@ -2277,8 +2277,8 @@
         <w:r>
           <w:rPr>
             <w:color w:val="1F4E99"/>
+            <w:sz w:val="15"/>
             <w:u w:val="single"/>
-            <w:sz w:val="15"/>
           </w:rPr>
           <w:t>CS Monitor – illegal miners on Yanomami land</w:t>
         </w:r>
@@ -2301,8 +2301,8 @@
         <w:r>
           <w:rPr>
             <w:color w:val="1F4E99"/>
+            <w:sz w:val="15"/>
             <w:u w:val="single"/>
-            <w:sz w:val="15"/>
           </w:rPr>
           <w:t>Euronews – Yanomami child deaths, health emergency</w:t>
         </w:r>
@@ -2746,8 +2746,8 @@
         <w:r>
           <w:rPr>
             <w:color w:val="1F4E99"/>
+            <w:sz w:val="15"/>
             <w:u w:val="single"/>
-            <w:sz w:val="15"/>
           </w:rPr>
           <w:t>Wikipedia – Cape Town water crisis (dam levels 14–29%)</w:t>
         </w:r>
@@ -2770,8 +2770,8 @@
         <w:r>
           <w:rPr>
             <w:color w:val="1F4E99"/>
+            <w:sz w:val="15"/>
             <w:u w:val="single"/>
-            <w:sz w:val="15"/>
           </w:rPr>
           <w:t>News24 – Day Zero moved to 12 April; Level 6B 50 L from 1 Feb 2018</w:t>
         </w:r>
@@ -2794,8 +2794,8 @@
         <w:r>
           <w:rPr>
             <w:color w:val="1F4E99"/>
+            <w:sz w:val="15"/>
             <w:u w:val="single"/>
-            <w:sz w:val="15"/>
           </w:rPr>
           <w:t>Daily Maverick/GroundUp – use fell from 1.2 bn to 511 m L/day</w:t>
         </w:r>
@@ -2818,8 +2818,8 @@
         <w:r>
           <w:rPr>
             <w:color w:val="1F4E99"/>
+            <w:sz w:val="15"/>
             <w:u w:val="single"/>
-            <w:sz w:val="15"/>
           </w:rPr>
           <w:t>Pressreader (Cape Argus) – desalination plants on track</w:t>
         </w:r>
@@ -2842,8 +2842,8 @@
         <w:r>
           <w:rPr>
             <w:color w:val="1F4E99"/>
+            <w:sz w:val="15"/>
             <w:u w:val="single"/>
-            <w:sz w:val="15"/>
           </w:rPr>
           <w:t>SIWI – How Cape Town saved itself from Day Zero</w:t>
         </w:r>
@@ -2866,8 +2866,8 @@
         <w:r>
           <w:rPr>
             <w:color w:val="1F4E99"/>
+            <w:sz w:val="15"/>
             <w:u w:val="single"/>
-            <w:sz w:val="15"/>
           </w:rPr>
           <w:t>npj Climate &amp; Atmos. Sci. – Day Zero drought and Hadley cell expansion</w:t>
         </w:r>
@@ -2890,8 +2890,8 @@
         <w:r>
           <w:rPr>
             <w:color w:val="1F4E99"/>
+            <w:sz w:val="15"/>
             <w:u w:val="single"/>
-            <w:sz w:val="15"/>
           </w:rPr>
           <w:t>WWF – Cape Town: Avoiding Day Zero</w:t>
         </w:r>
@@ -2914,8 +2914,8 @@
         <w:r>
           <w:rPr>
             <w:color w:val="1F4E99"/>
+            <w:sz w:val="15"/>
             <w:u w:val="single"/>
-            <w:sz w:val="15"/>
           </w:rPr>
           <w:t>Business Insider – Day Zero postponements</w:t>
         </w:r>
@@ -3359,8 +3359,8 @@
         <w:r>
           <w:rPr>
             <w:color w:val="1F4E99"/>
+            <w:sz w:val="15"/>
             <w:u w:val="single"/>
-            <w:sz w:val="15"/>
           </w:rPr>
           <w:t>allAfrica – Nigeria hits 20 years without census (Jun 2026)</w:t>
         </w:r>
@@ -3383,8 +3383,8 @@
         <w:r>
           <w:rPr>
             <w:color w:val="1F4E99"/>
+            <w:sz w:val="15"/>
             <w:u w:val="single"/>
-            <w:sz w:val="15"/>
           </w:rPr>
           <w:t>Vanguard – NPC: date set by President, not in election year (Jul 2026)</w:t>
         </w:r>
@@ -3407,8 +3407,8 @@
         <w:r>
           <w:rPr>
             <w:color w:val="1F4E99"/>
+            <w:sz w:val="15"/>
             <w:u w:val="single"/>
-            <w:sz w:val="15"/>
           </w:rPr>
           <w:t>ICIR – census postponement and data accuracy</w:t>
         </w:r>
@@ -3431,8 +3431,8 @@
         <w:r>
           <w:rPr>
             <w:color w:val="1F4E99"/>
+            <w:sz w:val="15"/>
             <w:u w:val="single"/>
-            <w:sz w:val="15"/>
           </w:rPr>
           <w:t>Daily Maverick – census delayed to May, first in 17 years</w:t>
         </w:r>
@@ -3455,8 +3455,8 @@
         <w:r>
           <w:rPr>
             <w:color w:val="1F4E99"/>
+            <w:sz w:val="15"/>
             <w:u w:val="single"/>
-            <w:sz w:val="15"/>
           </w:rPr>
           <w:t>Zikoko – UN vs World Bank population estimates</w:t>
         </w:r>
@@ -3479,8 +3479,8 @@
         <w:r>
           <w:rPr>
             <w:color w:val="1F4E99"/>
+            <w:sz w:val="15"/>
             <w:u w:val="single"/>
-            <w:sz w:val="15"/>
           </w:rPr>
           <w:t>Africa Check – no confirmed census date</w:t>
         </w:r>
@@ -3503,8 +3503,8 @@
         <w:r>
           <w:rPr>
             <w:color w:val="1F4E99"/>
+            <w:sz w:val="15"/>
             <w:u w:val="single"/>
-            <w:sz w:val="15"/>
           </w:rPr>
           <w:t>Bloomberg – GDP rises to ₦372.8 trillion after rebasing</w:t>
         </w:r>
@@ -3527,8 +3527,8 @@
         <w:r>
           <w:rPr>
             <w:color w:val="1F4E99"/>
+            <w:sz w:val="15"/>
             <w:u w:val="single"/>
-            <w:sz w:val="15"/>
           </w:rPr>
           <w:t>Channels TV – GDP rebased, 41.7% revision</w:t>
         </w:r>
@@ -3551,8 +3551,8 @@
         <w:r>
           <w:rPr>
             <w:color w:val="1F4E99"/>
+            <w:sz w:val="15"/>
             <w:u w:val="single"/>
-            <w:sz w:val="15"/>
           </w:rPr>
           <w:t>Techeconomy – what to know about NBS rebasing (46 industries, 217 products)</w:t>
         </w:r>
